--- a/templates/word/fine.docx
+++ b/templates/word/fine.docx
@@ -1191,7 +1191,39 @@
           <w:rFonts w:ascii="TH SarabunIT๙" w:hAnsi="TH SarabunIT๙" w:cs="TH SarabunIT๙"/>
           <w:color w:val="4BACC6" w:themeColor="accent5"/>
         </w:rPr>
-        <w:t>__________________________ {{</w:t>
+        <w:t>{{</w:t>
+      </w:r>
+      <w:proofErr w:type="spellStart"/>
+      <w:r>
+        <w:rPr>
+          <w:rFonts w:ascii="TH SarabunIT๙" w:hAnsi="TH SarabunIT๙" w:cs="TH SarabunIT๙"/>
+          <w:color w:val="4BACC6" w:themeColor="accent5"/>
+        </w:rPr>
+        <w:t>poa_</w:t>
+      </w:r>
+      <w:r>
+        <w:rPr>
+          <w:rFonts w:ascii="TH SarabunIT๙" w:hAnsi="TH SarabunIT๙" w:cs="TH SarabunIT๙"/>
+          <w:color w:val="4BACC6" w:themeColor="accent5"/>
+        </w:rPr>
+        <w:t>fn</w:t>
+      </w:r>
+      <w:bookmarkStart w:id="0" w:name="_GoBack"/>
+      <w:bookmarkEnd w:id="0"/>
+      <w:proofErr w:type="spellEnd"/>
+      <w:r>
+        <w:rPr>
+          <w:rFonts w:ascii="TH SarabunIT๙" w:hAnsi="TH SarabunIT๙" w:cs="TH SarabunIT๙"/>
+          <w:color w:val="4BACC6" w:themeColor="accent5"/>
+        </w:rPr>
+        <w:t>}}</w:t>
+      </w:r>
+      <w:r>
+        <w:rPr>
+          <w:rFonts w:ascii="TH SarabunIT๙" w:hAnsi="TH SarabunIT๙" w:cs="TH SarabunIT๙"/>
+          <w:color w:val="4BACC6" w:themeColor="accent5"/>
+        </w:rPr>
+        <w:t xml:space="preserve"> {{</w:t>
       </w:r>
       <w:proofErr w:type="spellStart"/>
       <w:r>
@@ -1498,7 +1530,7 @@
                             <w:pPr>
                               <w:jc w:val="thaiDistribute"/>
                               <w:rPr>
-                                <w:rFonts w:ascii="TH SarabunIT๙" w:hAnsi="TH SarabunIT๙" w:cs="TH SarabunIT๙" w:hint="cs"/>
+                                <w:rFonts w:ascii="TH SarabunIT๙" w:hAnsi="TH SarabunIT๙" w:cs="TH SarabunIT๙"/>
                                 <w:cs/>
                                 <w:lang w:val="th-TH"/>
                               </w:rPr>
@@ -1859,16 +1891,7 @@
           <w:rFonts w:ascii="TH SarabunIT๙" w:hAnsi="TH SarabunIT๙" w:cs="TH SarabunIT๙"/>
           <w:cs/>
         </w:rPr>
-        <w:t>จึงเรียน</w:t>
-      </w:r>
-      <w:bookmarkStart w:id="0" w:name="_GoBack"/>
-      <w:bookmarkEnd w:id="0"/>
-      <w:r>
-        <w:rPr>
-          <w:rFonts w:ascii="TH SarabunIT๙" w:hAnsi="TH SarabunIT๙" w:cs="TH SarabunIT๙"/>
-          <w:cs/>
-        </w:rPr>
-        <w:t>มาเพื่อโปรด</w:t>
+        <w:t>จึงเรียนมาเพื่อโปรด</w:t>
       </w:r>
       <w:r>
         <w:rPr>
@@ -4607,7 +4630,7 @@
 </file>
 
 <file path=customXml/itemProps1.xml><?xml version="1.0" encoding="utf-8"?>
-<ds:datastoreItem xmlns:ds="http://schemas.openxmlformats.org/officeDocument/2006/customXml" ds:itemID="{E1EF8170-D835-4A60-AE2C-8920E7D8033F}">
+<ds:datastoreItem xmlns:ds="http://schemas.openxmlformats.org/officeDocument/2006/customXml" ds:itemID="{FFDE5F4C-6961-4064-B3A9-872C34D9AD7A}">
   <ds:schemaRefs>
     <ds:schemaRef ds:uri="http://schemas.openxmlformats.org/officeDocument/2006/bibliography"/>
   </ds:schemaRefs>
